--- a/rapports/16_02_2026/MAMADOU_DIOP/coh_EQ28_sup_123101000023.docx
+++ b/rapports/16_02_2026/MAMADOU_DIOP/coh_EQ28_sup_123101000023.docx
@@ -25,7 +25,7 @@
         <w:br/>
         <w:t>Grappe: 123101000023</w:t>
         <w:br/>
-        <w:t>Date: 16/02/2026 a 12:40</w:t>
+        <w:t>Date: 16/02/2026 a 12:58</w:t>
       </w:r>
     </w:p>
     <w:p/>

--- a/rapports/16_02_2026/MAMADOU_DIOP/coh_EQ28_sup_123101000023.docx
+++ b/rapports/16_02_2026/MAMADOU_DIOP/coh_EQ28_sup_123101000023.docx
@@ -25,7 +25,7 @@
         <w:br/>
         <w:t>Grappe: 123101000023</w:t>
         <w:br/>
-        <w:t>Date: 16/02/2026 a 12:58</w:t>
+        <w:t>Date: 16/02/2026 a 13:05</w:t>
       </w:r>
     </w:p>
     <w:p/>
@@ -379,7 +379,7 @@
           </w:tcPr>
           <w:p>
             <w:r>
-              <w:t>7</w:t>
+              <w:t>5</w:t>
             </w:r>
           </w:p>
         </w:tc>
@@ -981,7 +981,7 @@
         <w:rPr>
           <w:sz w:val="20"/>
         </w:rPr>
-        <w:t>- Attention ! Le prix unitaire d'achat (100 Fcfa) de Poivre en Sachets (Petit) est relativement élevé par rapport aux autres prix observés dans cette zone. Prière de corriger ou de confirmer avec le QG. Attention ! Le prix unitaire d'achat (2000 Fcfa) de Capitaine frais en Kg (taille unique) est relativement élevé par rapport aux autres prix observés dans cette zone. Prière de corriger ou de confirmer avec le QG. Attention ! Le prix unitaire d'achat (2000 Fcfa) de Mâchoiron Frais en Kg (taille unique) est relativement élevé par rapport aux autres prix observés dans cette zone. Prière de corriger ou de confirmer avec le QG. Avertissement!! La quantité (3.5 litre) du produit Huile de soja  consommée  par le ménage semble très élevé, prière de corriger ou confirmer avec le QG. Incohérence!! Dans ce ménage, chaque individus consomme par jour 24.76636 Kg  de cereale; Prière de revoir les quantités prises de ces produits.</w:t>
+        <w:t>- Attention ! Le prix unitaire d'achat (100 Fcfa) de Poivre en Sachets (Petit) est relativement élevé par rapport aux autres prix observés dans cette zone. Prière de corriger ou de confirmer avec le QG. Attention ! Le prix unitaire d'achat (2000 Fcfa) de Capitaine frais en Kg (taille unique) est relativement élevé par rapport aux autres prix observés dans cette zone. Prière de corriger ou de confirmer avec le QG. Attention ! Le prix unitaire d'achat (2000 Fcfa) de Mâchoiron Frais en Kg (taille unique) est relativement élevé par rapport aux autres prix observés dans cette zone. Prière de corriger ou de confirmer avec le QG. Avertissement!! La quantité (3.5 litre) du produit Huile de soja  consommée  par le ménage semble très élevé, prière de corriger ou confirmer avec le QG. Incohérence!! Dans ce ménage, chaque individus consomme par jour 39.9774 Kg  de cereale; Prière de revoir les quantités prises de ces produits.</w:t>
       </w:r>
     </w:p>
     <w:p>
@@ -1526,7 +1526,7 @@
         <w:rPr>
           <w:sz w:val="20"/>
         </w:rPr>
-        <w:t>- Attention ! Soupçons de quantité anormale! Le ménage de MOUSSA MANE avec une taille de 6 personnes a consommé 7 Pièce en Moyen de Aubergine   qui est relativement élevé comme consommation par rapport à la condition de vie des autres ménages de même taille dans cette zone. Prière de corriger ou de confirmer avec le QG. Avertissement!! La quantité (3.5 litre) du produit Huile de soja  consommée  par le ménage semble très élevé, prière de corriger ou confirmer avec le QG. Incohérence!! Dans ce ménage, chaque individus consomme par jour 12.46119 Kg  de cereale; Prière de revoir les quantités prises de ces produits. Incohérence!! Dans ce ménage, chaque individus consomme par jour 12.46119 Kg  de cereale; Prière de revoir les quantités prises de ces produits. Attention ! Le prix unitaire d'achat (400 Fcfa) de Mil en Kg (taille unique) est relativement élevé par rapport aux autres prix observés dans cette zone. Prière de corriger ou de confirmer avec le QG.</w:t>
+        <w:t>- Attention ! Soupçons de quantité anormale! Le ménage de MOUSSA MANE avec une taille de 6 personnes a consommé 7 Pièce en Moyen de Aubergine   qui est relativement élevé comme consommation par rapport à la condition de vie des autres ménages de même taille dans cette zone. Prière de corriger ou de confirmer avec le QG. Avertissement!! La quantité (3.5 litre) du produit Huile de soja  consommée  par le ménage semble très élevé, prière de corriger ou confirmer avec le QG. Incohérence!! Dans ce ménage, chaque individus consomme par jour 25.34214 Kg  de cereale; Prière de revoir les quantités prises de ces produits. Incohérence!! Dans ce ménage, chaque individus consomme par jour 25.34214 Kg  de cereale; Prière de revoir les quantités prises de ces produits. Attention ! Le prix unitaire d'achat (400 Fcfa) de Mil en Kg (taille unique) est relativement élevé par rapport aux autres prix observés dans cette zone. Prière de corriger ou de confirmer avec le QG.</w:t>
       </w:r>
     </w:p>
     <w:p>
@@ -1591,7 +1591,7 @@
         </w:rPr>
         <w:t xml:space="preserve">- Attention ! Appareil TV a été achété à 140000 Fcfa est relativement élevé par rapport aux autres prix d'achat observés dans cette zone. Prière de corriger ou de confirmer avec le QG. Attention ! Appareil TV a été revendu à 120000 Fcfa qui est relativement élevé par rapport aux autres prix de revente observés dans cette zone. Prière de corriger ou de confirmer avec le QG. </w:t>
         <w:br/>
-        <w:t>- Attention ! Radio simple/Radiocassette a été achété à 12000 Fcfa est relativement élevé par rapport aux autres prix d'achat observés dans cette zone. Prière de corriger ou de confirmer avec le QG.</w:t>
+        <w:t>- Attention ! Radio simple/Radiocassette a été revendu à 5000 Fcfa qui est relativement élevé par rapport aux autres prix de revente observés dans cette zone. Prière de corriger ou de confirmer avec le QG.</w:t>
       </w:r>
     </w:p>
     <w:p>
@@ -2063,7 +2063,7 @@
         <w:rPr>
           <w:sz w:val="20"/>
         </w:rPr>
-        <w:t>- Attention ! Le prix unitaire d'achat (2000 Fcfa) de Capitaine frais en Kg (taille unique) est relativement élevé par rapport aux autres prix observés dans cette zone. Prière de corriger ou de confirmer avec le QG. Attention ! Le prix unitaire d'achat (25 Fcfa) de Jus de fruits type 2 (Tampico, Pressea,etc.) en Sachets industriel (Petit) est relativement faible par rapport aux autres prix observés dans cette zone. Prière de corriger ou de confirmer avec le QG. Avertissement!! La quantité (5.25 litre) du produit Huile de soja  consommée  par le ménage semble très élevé, prière de corriger ou confirmer avec le QG. Avertissement!!! Le ménage a consommé 7 Paquet Moyen de Thé en sachet, cette quantité semble anormale pour une consommation des 7 derniers jours.Prière de corriger ou de confirmer avec le QG. Avertissement!! le prix unitaire (100 Fcfa) de Thé en sachet (unité: Paquet) de taille Moyen est très faible ou élevé. Prière de corriger ou de confirmer avec le QG. Incohérence!! Dans ce ménage, chaque individus consomme par jour 45.25 Kg  de cereale; Prière de revoir les quantités prises de ces produits. Incohérence!! Dans ce ménage, chaque individus consomme par jour 45.25 Kg  de cereale; Prière de revoir les quantités prises de ces produits. Attention ! Le prix unitaire d'achat (600 Fcfa) de Riz importé parfumé en Kg (taille unique) est relativement élevé par rapport aux autres prix observés dans cette zone. Prière de corriger ou de confirmer avec le QG.</w:t>
+        <w:t>- Attention ! Le prix unitaire d'achat (2000 Fcfa) de Capitaine frais en Kg (taille unique) est relativement élevé par rapport aux autres prix observés dans cette zone. Prière de corriger ou de confirmer avec le QG. Attention ! Le prix unitaire d'achat (25 Fcfa) de Jus de fruits type 2 (Tampico, Pressea,etc.) en Sachets industriel (Petit) est relativement faible par rapport aux autres prix observés dans cette zone. Prière de corriger ou de confirmer avec le QG. Avertissement!! La quantité (5.25 litre) du produit Huile de soja  consommée  par le ménage semble très élevé, prière de corriger ou confirmer avec le QG. Avertissement!!! Le ménage a consommé 7 Paquet Moyen de Thé en sachet, cette quantité semble anormale pour une consommation des 7 derniers jours.Prière de corriger ou de confirmer avec le QG. Avertissement!! le prix unitaire (100 Fcfa) de Thé en sachet (unité: Paquet) de taille Moyen est très faible ou élevé. Prière de corriger ou de confirmer avec le QG. Incohérence!! Dans ce ménage, chaque individus consomme par jour 76.57857 Kg  de cereale; Prière de revoir les quantités prises de ces produits. Incohérence!! Dans ce ménage, chaque individus consomme par jour 76.57857 Kg  de cereale; Prière de revoir les quantités prises de ces produits. Attention ! Le prix unitaire d'achat (600 Fcfa) de Riz importé parfumé en Kg (taille unique) est relativement élevé par rapport aux autres prix observés dans cette zone. Prière de corriger ou de confirmer avec le QG.</w:t>
       </w:r>
     </w:p>
     <w:p>
@@ -2085,27 +2085,6 @@
           <w:sz w:val="20"/>
         </w:rPr>
         <w:t>- En cas de coupure de courant du réseau, la source d’énergie que le ménage utilise est torche telephone et semble exister dans les modalités, prière de prendre attache avec le QG pour plus d'explication afin de la classer bien.</w:t>
-      </w:r>
-    </w:p>
-    <w:p>
-      <w:r>
-        <w:rPr>
-          <w:b/>
-          <w:color w:val="4672C4"/>
-          <w:sz w:val="22"/>
-        </w:rPr>
-        <w:t>&gt;&gt; Section12 - Actifs du menage</w:t>
-      </w:r>
-    </w:p>
-    <w:p>
-      <w:pPr>
-        <w:ind w:left="283"/>
-      </w:pPr>
-      <w:r>
-        <w:rPr>
-          <w:sz w:val="20"/>
-        </w:rPr>
-        <w:t>- Attention ! Appareil TV a été achété à 100000 Fcfa est relativement élevé par rapport aux autres prix d'achat observés dans cette zone. Prière de corriger ou de confirmer avec le QG.</w:t>
       </w:r>
     </w:p>
     <w:p>
@@ -2554,7 +2533,7 @@
         <w:rPr>
           <w:sz w:val="20"/>
         </w:rPr>
-        <w:t>- Attention ! Le prix unitaire d'achat (1500 Fcfa) de Capitaine frais en Kg (taille unique) est relativement élevé par rapport aux autres prix observés dans cette zone. Prière de corriger ou de confirmer avec le QG. Attention ! Le prix unitaire d'achat (200 Fcfa) de Choux en Pièce (Moyen) est relativement élevé par rapport aux autres prix observés dans cette zone. Prière de corriger ou de confirmer avec le QG. Avertissement!! La quantité (7 litre) du produit Huile de soja  consommée  par le ménage semble très élevé, prière de corriger ou confirmer avec le QG. Avertissement!!! Le ménage a consommé 7 Paquet Moyen de Thé en sachet, cette quantité semble anormale pour une consommation des 7 derniers jours.Prière de corriger ou de confirmer avec le QG. Avertissement!! le prix unitaire (100 Fcfa) de Thé en sachet (unité: Paquet) de taille Moyen est très faible ou élevé. Prière de corriger ou de confirmer avec le QG. Difficile de consommer le Sel en Kg taille unique prière de verifier. Incohérence!! Dans ce ménage, chaque individus consomme par jour 44.93029 Kg  de cereale; Prière de revoir les quantités prises de ces produits. Incohérence!! Dans ce ménage, chaque individus consomme par jour 44.93029 Kg  de cereale; Prière de revoir les quantités prises de ces produits.</w:t>
+        <w:t>- Attention ! Le prix unitaire d'achat (125 Fcfa) de Œufs frais en Pièce (taille unique) est relativement élevé par rapport aux autres prix observés dans cette zone. Prière de corriger ou de confirmer avec le QG. Attention ! Le prix unitaire d'achat (200 Fcfa) de Choux en Pièce (Moyen) est relativement élevé par rapport aux autres prix observés dans cette zone. Prière de corriger ou de confirmer avec le QG. Attention ! Soupçons de quantité anormale! Le ménage de MOR GASSAMA avec une taille de 5 personnes a consommé 35 miche en Moyen de Pain moderne (Baguette) qui est relativement élevé comme consommation par rapport à la condition de vie des autres ménages de même taille dans cette zone. Prière de corriger ou de confirmer avec le QG. Avertissement!! La quantité (7 litre) du produit Huile de soja  consommée  par le ménage semble très élevé, prière de corriger ou confirmer avec le QG. Avertissement!!! Le ménage a consommé 7 Paquet Moyen de Thé en sachet, cette quantité semble anormale pour une consommation des 7 derniers jours.Prière de corriger ou de confirmer avec le QG. Avertissement!! le prix unitaire (100 Fcfa) de Thé en sachet (unité: Paquet) de taille Moyen est très faible ou élevé. Prière de corriger ou de confirmer avec le QG. Difficile de consommer le Sel en Kg taille unique prière de verifier. Incohérence!! Dans ce ménage, chaque individus consomme par jour 79.42628 Kg  de cereale; Prière de revoir les quantités prises de ces produits. Incohérence!! Dans ce ménage, chaque individus consomme par jour 79.42628 Kg  de cereale; Prière de revoir les quantités prises de ces produits.</w:t>
       </w:r>
     </w:p>
     <w:p>
@@ -3043,7 +3022,7 @@
         <w:rPr>
           <w:sz w:val="20"/>
         </w:rPr>
-        <w:t>- Attention ! Le prix unitaire d'achat (25 Fcfa) de Piment frais en Pièce (Petit) est relativement faible par rapport aux autres prix observés dans cette zone. Prière de corriger ou de confirmer avec le QG. Attention ! Le prix unitaire d'achat (250 Fcfa) de Lait en poudre en Sachets (Petit) est relativement élevé par rapport aux autres prix observés dans cette zone. Prière de corriger ou de confirmer avec le QG. Attention ! Le prix unitaire d'achat (75 Fcfa) de Cube alimentaire (Maggi, Jumbo, ) en Cube (Moyen) est relativement élevé par rapport aux autres prix observés dans cette zone. Prière de corriger ou de confirmer avec le QG. Avertissement!!! Le ménage a consommé 10 Cuillère Petit de Chocolat pâte à tartiner, cette quantité semble anormale pour une consommation des 7 derniers jours.Prière de corriger ou de confirmer avec le QG. Incohérence!! Dans ce ménage, chaque individus consomme par jour 56.82714 Kg  de cereale; Prière de revoir les quantités prises de ces produits. Incohérence!! Dans ce ménage, chaque individus consomme par jour 56.82714 Kg  de cereale; Prière de revoir les quantités prises de ces produits.</w:t>
+        <w:t>- Attention ! Le prix unitaire d'achat (250 Fcfa) de Lait en poudre en Sachets (Petit) est relativement élevé par rapport aux autres prix observés dans cette zone. Prière de corriger ou de confirmer avec le QG. Attention ! Le prix unitaire d'achat (75 Fcfa) de Cube alimentaire (Maggi, Jumbo, ) en Cube (Moyen) est relativement élevé par rapport aux autres prix observés dans cette zone. Prière de corriger ou de confirmer avec le QG. Avertissement!!! Le ménage a consommé 10 Cuillère Petit de Chocolat pâte à tartiner, cette quantité semble anormale pour une consommation des 7 derniers jours.Prière de corriger ou de confirmer avec le QG. Incohérence!! Dans ce ménage, chaque individus consomme par jour 107.7332 Kg  de cereale; Prière de revoir les quantités prises de ces produits. Incohérence!! Dans ce ménage, chaque individus consomme par jour 107.7332 Kg  de cereale; Prière de revoir les quantités prises de ces produits. Attention ! Le prix unitaire d'achat (300 Fcfa) de Riz importé parfumé en Kg (taille unique) est relativement faible par rapport aux autres prix observés dans cette zone. Prière de corriger ou de confirmer avec le QG.</w:t>
       </w:r>
     </w:p>
     <w:p>
@@ -3513,7 +3492,7 @@
         <w:rPr>
           <w:sz w:val="20"/>
         </w:rPr>
-        <w:t>- Attention ! Le prix unitaire d'achat (200 Fcfa) de Carpe séchée en Pièce (Moyen) est relativement élevé par rapport aux autres prix observés dans cette zone. Prière de corriger ou de confirmer avec le QG. Attention ! Le prix unitaire d'achat (75 Fcfa) de Cube alimentaire (Maggi, Jumbo, ) en Cube (Moyen) est relativement élevé par rapport aux autres prix observés dans cette zone. Prière de corriger ou de confirmer avec le QG. Attention ! Soupçons de quantité anormale! Le ménage de PAPA BADIANE avec une taille de 6 personnes a consommé 7 Sachets en Petit de Poivre qui est relativement élevé comme consommation par rapport à la condition de vie des autres ménages de même taille dans cette zone. Prière de corriger ou de confirmer avec le QG. Avertissement!!! Le ménage a consommé 7 Paquet Tres petit de Thé en sachet, cette quantité semble anormale pour une consommation des 7 derniers jours.Prière de corriger ou de confirmer avec le QG. Avertissement!! le prix unitaire (100 Fcfa) de Thé en sachet (unité: Paquet) de taille Tres petit est très faible ou élevé. Prière de corriger ou de confirmer avec le QG. Incohérence!! Dans ce ménage, chaque individus consomme par jour 40.44571 Kg  de cereale; Prière de revoir les quantités prises de ces produits. Incohérence!! Dans ce ménage, chaque individus consomme par jour 40.44571 Kg  de cereale; Prière de revoir les quantités prises de ces produits.</w:t>
+        <w:t>- Attention ! Le prix unitaire d'achat (200 Fcfa) de Carpe séchée en Pièce (Moyen) est relativement élevé par rapport aux autres prix observés dans cette zone. Prière de corriger ou de confirmer avec le QG. Attention ! Le prix unitaire d'achat (50 Fcfa) de Patate douce en Pièce (Moyen) est relativement faible par rapport aux autres prix observés dans cette zone. Prière de corriger ou de confirmer avec le QG. Attention ! Le prix unitaire d'achat (75 Fcfa) de Cube alimentaire (Maggi, Jumbo, ) en Cube (Moyen) est relativement élevé par rapport aux autres prix observés dans cette zone. Prière de corriger ou de confirmer avec le QG. Attention ! Soupçons de quantité anormale! Le ménage de PAPA BADIANE avec une taille de 6 personnes a consommé 7 Sachets en Petit de Poivre qui est relativement élevé comme consommation par rapport à la condition de vie des autres ménages de même taille dans cette zone. Prière de corriger ou de confirmer avec le QG. Avertissement!!! Le ménage a consommé 7 Paquet Tres petit de Thé en sachet, cette quantité semble anormale pour une consommation des 7 derniers jours.Prière de corriger ou de confirmer avec le QG. Avertissement!! le prix unitaire (100 Fcfa) de Thé en sachet (unité: Paquet) de taille Tres petit est très faible ou élevé. Prière de corriger ou de confirmer avec le QG. Incohérence!! Dans ce ménage, chaque individus consomme par jour 65.59667 Kg  de cereale; Prière de revoir les quantités prises de ces produits. Incohérence!! Dans ce ménage, chaque individus consomme par jour 65.59667 Kg  de cereale; Prière de revoir les quantités prises de ces produits.</w:t>
       </w:r>
     </w:p>
     <w:p>
@@ -3981,7 +3960,7 @@
         <w:rPr>
           <w:sz w:val="20"/>
         </w:rPr>
-        <w:t>- Attention ! Le prix unitaire d'achat (200 Fcfa) de Mâchoiron séchée (Kon) en Tas (Petit) est relativement élevé par rapport aux autres prix observés dans cette zone. Prière de corriger ou de confirmer avec le QG. Avertissement!! le prix unitaire (125 Fcfa) de Thé en sachet (unité: Sachets) de taille Petit est très faible ou élevé. Prière de corriger ou de confirmer avec le QG. Incohérence!! Dans ce ménage, chaque individus consomme par jour 66.18285 Kg  de cereale; Prière de revoir les quantités prises de ces produits. Incohérence!! Dans ce ménage, chaque individus consomme par jour 66.18285 Kg  de cereale; Prière de revoir les quantités prises de ces produits. Le prix d'achat unitaire (200 Fcfa) de Mil en Kg de taille  taille unique  est très faible, prière de regarder les reponses prises dans les questions s07bq07a s07bq07b s07bq07c s07bq08 pour mieux corriger.</w:t>
+        <w:t>- Attention ! Le prix unitaire d'achat (100 Fcfa) de Oignon frais en Pièce (Petit) est relativement élevé par rapport aux autres prix observés dans cette zone. Prière de corriger ou de confirmer avec le QG. Attention ! Le prix unitaire d'achat (200 Fcfa) de Mâchoiron séchée (Kon) en Tas (Petit) est relativement élevé par rapport aux autres prix observés dans cette zone. Prière de corriger ou de confirmer avec le QG. Avertissement!! le prix unitaire (125 Fcfa) de Thé en sachet (unité: Sachets) de taille Petit est très faible ou élevé. Prière de corriger ou de confirmer avec le QG. Incohérence!! Dans ce ménage, chaque individus consomme par jour 114.4954 Kg  de cereale; Prière de revoir les quantités prises de ces produits. Incohérence!! Dans ce ménage, chaque individus consomme par jour 114.4954 Kg  de cereale; Prière de revoir les quantités prises de ces produits. Le prix d'achat unitaire (200 Fcfa) de Mil en Kg de taille  taille unique  est très faible, prière de regarder les reponses prises dans les questions s07bq07a s07bq07b s07bq07c s07bq08 pour mieux corriger.</w:t>
       </w:r>
     </w:p>
     <w:p>
@@ -4409,7 +4388,7 @@
         <w:rPr>
           <w:sz w:val="20"/>
         </w:rPr>
-        <w:t>- Attention ! Le prix unitaire d'achat (250 Fcfa) de Lait en poudre en Sachets (Petit) est relativement élevé par rapport aux autres prix observés dans cette zone. Prière de corriger ou de confirmer avec le QG. Attention ! Le prix unitaire d'achat (600 Fcfa) de Capitaine frais en Tas (Petit) est relativement élevé par rapport aux autres prix observés dans cette zone. Prière de corriger ou de confirmer avec le QG. Attention ! Le prix unitaire d'achat (75 Fcfa) de Cube alimentaire (Maggi, Jumbo, ) en Cube (Moyen) est relativement élevé par rapport aux autres prix observés dans cette zone. Prière de corriger ou de confirmer avec le QG. Avertissement!!! Le ménage a consommé 2 Paquet Tres petit de Thé en sachet, cette quantité semble anormale pour une consommation des 7 derniers jours.Prière de corriger ou de confirmer avec le QG. Avertissement!! le prix unitaire (125 Fcfa) de Thé en sachet (unité: Paquet) de taille Tres petit est très faible ou élevé. Prière de corriger ou de confirmer avec le QG. Incohérence!! Dans ce ménage, chaque individus consomme par jour 46.58928 Kg  de cereale; Prière de revoir les quantités prises de ces produits. Incohérence!! Dans ce ménage, chaque individus consomme par jour 46.58928 Kg  de cereale; Prière de revoir les quantités prises de ces produits. Incohérence!! Dans ce ménage, chaque individus consomme par jour 46.58928 Kg  de cereale; Prière de revoir les quantités prises de ces produits.</w:t>
+        <w:t>- Attention ! Le prix unitaire d'achat (250 Fcfa) de Lait en poudre en Sachets (Petit) est relativement élevé par rapport aux autres prix observés dans cette zone. Prière de corriger ou de confirmer avec le QG. Attention ! Le prix unitaire d'achat (600 Fcfa) de Capitaine frais en Tas (Petit) est relativement élevé par rapport aux autres prix observés dans cette zone. Prière de corriger ou de confirmer avec le QG. Attention ! Le prix unitaire d'achat (75 Fcfa) de Cube alimentaire (Maggi, Jumbo, ) en Cube (Moyen) est relativement élevé par rapport aux autres prix observés dans cette zone. Prière de corriger ou de confirmer avec le QG. Avertissement!!! Le ménage a consommé 2 Paquet Tres petit de Thé en sachet, cette quantité semble anormale pour une consommation des 7 derniers jours.Prière de corriger ou de confirmer avec le QG. Avertissement!! le prix unitaire (125 Fcfa) de Thé en sachet (unité: Paquet) de taille Tres petit est très faible ou élevé. Prière de corriger ou de confirmer avec le QG. Incohérence!! Dans ce ménage, chaque individus consomme par jour 75.20834 Kg  de cereale; Prière de revoir les quantités prises de ces produits. Incohérence!! Dans ce ménage, chaque individus consomme par jour 75.20834 Kg  de cereale; Prière de revoir les quantités prises de ces produits. Incohérence!! Dans ce ménage, chaque individus consomme par jour 75.20834 Kg  de cereale; Prière de revoir les quantités prises de ces produits.</w:t>
       </w:r>
     </w:p>
     <w:p>
@@ -4793,7 +4772,7 @@
         </w:rPr>
         <w:t xml:space="preserve">- Avertissement!!! L'âge de Mame Samba Sy avec son niveau d'étude (Fondamental 2) semble incoherent, veuillez confirmer cette information avec le QG ou corriger l'incohérence. Dans les milieux urbains c'est peu probable de voir une école dont les élèves ou étudiants ne dépensent pas en frais d'uniformes, prière de verifier pour Mame Samba Sy et corriger ou confirmer avec le QG. Le montant des autres depenses pour l'année scolaire de Mame Samba Sy est faible ou élevé. veuillez, s'il vous plait, confirmer ces informations avec le QG ou apporter les corrections nécessaires. </w:t>
         <w:br/>
-        <w:t xml:space="preserve">- Dans les milieux urbains c'est peu probable de voir une école dont les élèves ou étudiants ne dépensent pas en frais d'uniformes, prière de verifier pour Abdou Sall et corriger ou confirmer avec le QG. Attention ! Le frais de scolarité (5000 Fcfa) de Abdou Sall en 2ème année de Secondaire 2 Général est relativement élevé par rapport aux autres frais de scolarités observés dans cette zone. Prière de corriger ou de confirmer avec le QG. </w:t>
+        <w:t xml:space="preserve">- Dans les milieux urbains c'est peu probable de voir une école dont les élèves ou étudiants ne dépensent pas en frais d'uniformes, prière de verifier pour Abdou Sall et corriger ou confirmer avec le QG. </w:t>
         <w:br/>
         <w:t xml:space="preserve">- Dans les milieux urbains c'est peu probable de voir une école dont les élèves ou étudiants ne dépensent pas en frais d'uniformes, prière de verifier pour Mariama sy et corriger ou confirmer avec le QG. Le montant des frais de cantines ou de restauration pour l'année scolaire de Mariama sy est faible ou élevé. veuillez, s'il vous plait, confirmer ces informations avec le QG ou apporter les corrections nécessaires. </w:t>
         <w:br/>
@@ -4893,7 +4872,7 @@
         <w:rPr>
           <w:sz w:val="20"/>
         </w:rPr>
-        <w:t>- Attention ! Le prix unitaire d'achat (100 Fcfa) de Caramel, bonbons, confiseries, etc. en Pièce (Petit) est relativement élevé par rapport aux autres prix observés dans cette zone. Prière de corriger ou de confirmer avec le QG. Avertissement!! le prix unitaire (125 Fcfa) de Thé en sachet (unité: Sachets) de taille Petit est très faible ou élevé. Prière de corriger ou de confirmer avec le QG. Incohérence!! Dans ce ménage, chaque individus consomme par jour 20.84814 Kg  de cereale; Prière de revoir les quantités prises de ces produits. Incohérence!! Dans ce ménage, chaque individus consomme par jour 20.84814 Kg  de cereale; Prière de revoir les quantités prises de ces produits.</w:t>
+        <w:t>- Attention ! Le prix unitaire d'achat (100 Fcfa) de Ail en Morceau (Portion) (Petit) est relativement élevé par rapport aux autres prix observés dans cette zone. Prière de corriger ou de confirmer avec le QG. Attention ! Le prix unitaire d'achat (100 Fcfa) de Caramel, bonbons, confiseries, etc. en Pièce (Petit) est relativement élevé par rapport aux autres prix observés dans cette zone. Prière de corriger ou de confirmer avec le QG. Avertissement!! le prix unitaire (125 Fcfa) de Thé en sachet (unité: Sachets) de taille Petit est très faible ou élevé. Prière de corriger ou de confirmer avec le QG. Incohérence!! Dans ce ménage, chaque individus consomme par jour 40.60886 Kg  de cereale; Prière de revoir les quantités prises de ces produits. Incohérence!! Dans ce ménage, chaque individus consomme par jour 40.60886 Kg  de cereale; Prière de revoir les quantités prises de ces produits.</w:t>
       </w:r>
     </w:p>
     <w:p>
@@ -5300,7 +5279,7 @@
         <w:rPr>
           <w:sz w:val="20"/>
         </w:rPr>
-        <w:t>- Attention ! Le prix unitaire d'achat (200 Fcfa) de Carpe séchée en Pièce (Moyen) est relativement élevé par rapport aux autres prix observés dans cette zone. Prière de corriger ou de confirmer avec le QG. Attention ! Le prix unitaire d'achat (200 Fcfa) de Choux en Pièce (Petit) est relativement élevé par rapport aux autres prix observés dans cette zone. Prière de corriger ou de confirmer avec le QG. Attention ! Le prix unitaire d'achat (75 Fcfa) de Cube alimentaire (Maggi, Jumbo, ) en Cube (Moyen) est relativement élevé par rapport aux autres prix observés dans cette zone. Prière de corriger ou de confirmer avec le QG. Incohérence!! Dans ce ménage, chaque individus consomme par jour 40.49 Kg  de cereale; Prière de revoir les quantités prises de ces produits.</w:t>
+        <w:t>- Attention ! Le prix unitaire d'achat (200 Fcfa) de Carpe séchée en Pièce (Moyen) est relativement élevé par rapport aux autres prix observés dans cette zone. Prière de corriger ou de confirmer avec le QG. Attention ! Le prix unitaire d'achat (75 Fcfa) de Cube alimentaire (Maggi, Jumbo, ) en Cube (Moyen) est relativement élevé par rapport aux autres prix observés dans cette zone. Prière de corriger ou de confirmer avec le QG. Incohérence!! Dans ce ménage, chaque individus consomme par jour 74.58571 Kg  de cereale; Prière de revoir les quantités prises de ces produits.</w:t>
       </w:r>
     </w:p>
     <w:p>
@@ -5705,7 +5684,7 @@
         <w:rPr>
           <w:sz w:val="20"/>
         </w:rPr>
-        <w:t>- Attention ! Le prix unitaire d'achat (50 Fcfa) de Feuilles de  Haricot en Tas (Moyen) est relativement faible par rapport aux autres prix observés dans cette zone. Prière de corriger ou de confirmer avec le QG. Incohérence!! Dans ce ménage, chaque individus consomme par jour 46.93543 Kg  de cereale; Prière de revoir les quantités prises de ces produits.</w:t>
+        <w:t>- Attention ! Le prix unitaire d'achat (50 Fcfa) de Feuilles de  Haricot en Tas (Moyen) est relativement faible par rapport aux autres prix observés dans cette zone. Prière de corriger ou de confirmer avec le QG. Incohérence!! Dans ce ménage, chaque individus consomme par jour 120.9246 Kg  de cereale; Prière de revoir les quantités prises de ces produits.</w:t>
       </w:r>
     </w:p>
     <w:p>
@@ -5768,7 +5747,7 @@
         <w:rPr>
           <w:sz w:val="20"/>
         </w:rPr>
-        <w:t>- Attention ! Bicyclette, vélo de course a été achété à 300000 Fcfa est relativement élevé par rapport aux autres prix d'achat observés dans cette zone. Prière de corriger ou de confirmer avec le QG. Attention ! Bicyclette, vélo de course a été revendu à 200000 Fcfa qui est relativement élevé par rapport aux autres prix de revente observés dans cette zone. Prière de corriger ou de confirmer avec le QG.</w:t>
+        <w:t>- Attention ! Bicyclette, vélo de course a été achété à 300000 Fcfa est relativement élevé par rapport aux autres prix d'achat observés dans cette zone. Prière de corriger ou de confirmer avec le QG.</w:t>
       </w:r>
     </w:p>
     <w:p>
@@ -6148,7 +6127,7 @@
         <w:rPr>
           <w:sz w:val="20"/>
         </w:rPr>
-        <w:t xml:space="preserve">- Avertissement!!! L'âge de Ndioba Dia avec son niveau d'étude (Fondamental 1) semble incoherent, veuillez confirmer cette information avec le QG ou corriger l'incohérence. Dans les milieux urbains c'est peu probable de voir une école dont les élèves ou étudiants ne dépensent pas en frais d'uniformes, prière de verifier pour Ndioba Dia et corriger ou confirmer avec le QG. Montant de bourse de Ndioba Dia à vérifier. </w:t>
+        <w:t xml:space="preserve">- Avertissement!!! L'âge de Ndioba Dia avec son niveau d'étude (Fondamental 1) semble incoherent, veuillez confirmer cette information avec le QG ou corriger l'incohérence. Dans les milieux urbains c'est peu probable de voir une école dont les élèves ou étudiants ne dépensent pas en frais d'uniformes, prière de verifier pour Ndioba Dia et corriger ou confirmer avec le QG. Montant de bourse de Ndioba Dia à vérifier. Attention ! Le frais de scolarité (6000 Fcfa) de Ndioba Dia en 5ème année de Primaire est relativement élevé par rapport aux autres frais de scolarités observés dans cette zone. Prière de corriger ou de confirmer avec le QG. </w:t>
         <w:br/>
         <w:t xml:space="preserve">- Dans les milieux urbains c'est peu probable de voir une école dont les élèves ou étudiants ne dépensent pas en frais d'uniformes, prière de verifier pour Aliou Gueye et corriger ou confirmer avec le QG. Montant de bourse de Aliou Gueye à vérifier. Attention ! Le frais de scolarité (7000 Fcfa) de Aliou Gueye en 4ème année de Primaire est relativement élevé par rapport aux autres frais de scolarités observés dans cette zone. Prière de corriger ou de confirmer avec le QG. </w:t>
         <w:br/>
@@ -6210,7 +6189,7 @@
         <w:rPr>
           <w:sz w:val="20"/>
         </w:rPr>
-        <w:t>- Attention ! Le prix unitaire d'achat (175 Fcfa) de Pastèque en Pièce (Moyen) est relativement faible par rapport aux autres prix observés dans cette zone. Prière de corriger ou de confirmer avec le QG. Attention ! Le prix unitaire d'achat (200 Fcfa) de Café moulu en Sachets (Petit) est relativement élevé par rapport aux autres prix observés dans cette zone. Prière de corriger ou de confirmer avec le QG. Attention ! Le prix unitaire d'achat (50 Fcfa) de Pomme de terre en Sachets (Petit) est relativement faible par rapport aux autres prix observés dans cette zone. Prière de corriger ou de confirmer avec le QG. Avertissement!!! Le ménage a consommé 7 Paquet Petit de Thé en sachet, cette quantité semble anormale pour une consommation des 7 derniers jours.Prière de corriger ou de confirmer avec le QG. Avertissement!! le prix unitaire (125 Fcfa) de Thé en sachet (unité: Paquet) de taille Moyen est très faible ou élevé. Prière de corriger ou de confirmer avec le QG. Incohérence!! Dans ce ménage, chaque individus consomme par jour 21.39029 Kg  de cereale; Prière de revoir les quantités prises de ces produits. Incohérence!! Dans ce ménage, chaque individus consomme par jour 21.39029 Kg  de cereale; Prière de revoir les quantités prises de ces produits. Incohérence!! Dans ce ménage, chaque individus consomme par jour 21.39029 Kg  de cereale; Prière de revoir les quantités prises de ces produits. Incohérence!! Dans ce ménage, chaque individus consomme par jour 21.39029 Kg  de cereale; Prière de revoir les quantités prises de ces produits. Le prix d'achat unitaire (1150 Fcfa) de Macaroni en Kg de taille taille unique semble élevé, prière de regarder les reponses prises dans les questions s07bq07a s07bq07b s07bq07c s07bq08 pour mieux corriger.</w:t>
+        <w:t>- Attention ! Le prix unitaire d'achat (100 Fcfa) de Oignon frais en Pièce (Petit) est relativement élevé par rapport aux autres prix observés dans cette zone. Prière de corriger ou de confirmer avec le QG. Attention ! Le prix unitaire d'achat (200 Fcfa) de Café moulu en Sachets (Petit) est relativement élevé par rapport aux autres prix observés dans cette zone. Prière de corriger ou de confirmer avec le QG. Attention ! Le prix unitaire d'achat (50 Fcfa) de Pomme de terre en Sachets (Petit) est relativement faible par rapport aux autres prix observés dans cette zone. Prière de corriger ou de confirmer avec le QG. Avertissement!!! Le ménage a consommé 7 Paquet Petit de Thé en sachet, cette quantité semble anormale pour une consommation des 7 derniers jours.Prière de corriger ou de confirmer avec le QG. Avertissement!! le prix unitaire (125 Fcfa) de Thé en sachet (unité: Paquet) de taille Moyen est très faible ou élevé. Prière de corriger ou de confirmer avec le QG. Incohérence!! Dans ce ménage, chaque individus consomme par jour 38.11257 Kg  de cereale; Prière de revoir les quantités prises de ces produits. Incohérence!! Dans ce ménage, chaque individus consomme par jour 38.11257 Kg  de cereale; Prière de revoir les quantités prises de ces produits. Incohérence!! Dans ce ménage, chaque individus consomme par jour 38.11257 Kg  de cereale; Prière de revoir les quantités prises de ces produits. Incohérence!! Dans ce ménage, chaque individus consomme par jour 38.11257 Kg  de cereale; Prière de revoir les quantités prises de ces produits. Le prix d'achat unitaire (1150 Fcfa) de Macaroni en Kg de taille taille unique semble élevé, prière de regarder les reponses prises dans les questions s07bq07a s07bq07b s07bq07c s07bq08 pour mieux corriger.</w:t>
       </w:r>
     </w:p>
     <w:p>
@@ -6253,27 +6232,6 @@
           <w:sz w:val="20"/>
         </w:rPr>
         <w:t>- La dernière fois que vous avez acheté Bois de chauffe ramassé/coupé (estimer la valeur) est ramasser et semble exister dans les modalités, prière de prendre attache avec le QG pour plus d'explication afin de la classer bien.</w:t>
-      </w:r>
-    </w:p>
-    <w:p>
-      <w:r>
-        <w:rPr>
-          <w:b/>
-          <w:color w:val="4672C4"/>
-          <w:sz w:val="22"/>
-        </w:rPr>
-        <w:t>&gt;&gt; Section12 - Actifs du menage</w:t>
-      </w:r>
-    </w:p>
-    <w:p>
-      <w:pPr>
-        <w:ind w:left="283"/>
-      </w:pPr>
-      <w:r>
-        <w:rPr>
-          <w:sz w:val="20"/>
-        </w:rPr>
-        <w:t>- Attention ! Congélateur a été achété à 40000 Fcfa est relativement faible par rapport aux autres prix d'achat observés dans cette zone. Prière de corriger ou de confirmer avec le QG.</w:t>
       </w:r>
     </w:p>
     <w:p>
